--- a/UI5 Practice/GRN Dashboard/MM-ALM-002_FS GRN_Dashboard.docx
+++ b/UI5 Practice/GRN Dashboard/MM-ALM-002_FS GRN_Dashboard.docx
@@ -6030,7 +6030,7 @@
         <w:pStyle w:val="ListParagraph"/>
       </w:pPr>
       <w:r>
-        <w:t>• Z22 / Z23 rework quantity and value — a new MATDOC select using rework_mblnr/rework_mjahr (from the existing rework linkage), filtered to bwart IN (Z22, Z23).</w:t>
+        <w:t>• Z22 rework quantity and value — a new MATDOC select using rework_mblnr/rework_mjahr (from the existing rework linkage), filtered to bwart = Z22. Confirmed with the business owner: rework has no cancellation counterpart, so there is no Z23 movement type in this design.</w:t>
       </w:r>
     </w:p>
     <w:p>
@@ -6102,7 +6102,7 @@
         <w:pStyle w:val="ListParagraph"/>
       </w:pPr>
       <w:r>
-        <w:t>6. Rework GRN Qty (Z22, Z23) = Σ menge (Z22) + Σ menge (Z23, negative)</w:t>
+        <w:t>6. Rework GRN Qty (Z22) = Σ menge (Z22) — no cancellation counterpart (confirmed: rework is never reversed)</w:t>
       </w:r>
     </w:p>
     <w:p>
@@ -6157,7 +6157,7 @@
         <w:pStyle w:val="ListParagraph"/>
       </w:pPr>
       <w:r>
-        <w:t>Negative-value display: 102 and Z23 quantities/values are shown as negative throughout (KPI cards, charts, tables); net formulas use signed arithmetic — no separate reversal branch needed.</w:t>
+        <w:t>Negative-value display: 102 quantities/values are shown as negative throughout (KPI cards, charts, tables); net formulas use signed arithmetic — no separate reversal branch needed. Rework (Z22) has no cancellation counterpart and is always shown as positive.</w:t>
       </w:r>
     </w:p>
     <w:p>
@@ -6387,7 +6387,7 @@
         <w:rPr>
           <w:rFonts w:ascii="Consolas" w:hAnsi="Consolas"/>
         </w:rPr>
-        <w:t xml:space="preserve">               - adds MATDOC lookups for 102 / Z22 / Z23</w:t>
+        <w:t xml:space="preserve">               - adds MATDOC lookups for 102 / Z22</w:t>
       </w:r>
     </w:p>
     <w:p>
